--- a/image/College-Authorization-letter-SIH2026.docx
+++ b/image/College-Authorization-letter-SIH2026.docx
@@ -1,6 +1,6 @@
 
 <file path=word/document.xml><?xml version="1.0" encoding="utf-8"?>
-<w:document xmlns:wpc="http://schemas.microsoft.com/office/word/2010/wordprocessingCanvas" xmlns:cx="http://schemas.microsoft.com/office/drawing/2014/chartex" xmlns:mc="http://schemas.openxmlformats.org/markup-compatibility/2006" xmlns:o="urn:schemas-microsoft-com:office:office" xmlns:r="http://schemas.openxmlformats.org/officeDocument/2006/relationships" xmlns:m="http://schemas.openxmlformats.org/officeDocument/2006/math" xmlns:v="urn:schemas-microsoft-com:vml" xmlns:wp14="http://schemas.microsoft.com/office/word/2010/wordprocessingDrawing" xmlns:wp="http://schemas.openxmlformats.org/drawingml/2006/wordprocessingDrawing" xmlns:w10="urn:schemas-microsoft-com:office:word" xmlns:w="http://schemas.openxmlformats.org/wordprocessingml/2006/main" xmlns:w14="http://schemas.microsoft.com/office/word/2010/wordml" xmlns:w15="http://schemas.microsoft.com/office/word/2012/wordml" xmlns:w16se="http://schemas.microsoft.com/office/word/2015/wordml/symex" xmlns:wpg="http://schemas.microsoft.com/office/word/2010/wordprocessingGroup" xmlns:wpi="http://schemas.microsoft.com/office/word/2010/wordprocessingInk" xmlns:wne="http://schemas.microsoft.com/office/word/2006/wordml" xmlns:wps="http://schemas.microsoft.com/office/word/2010/wordprocessingShape" mc:Ignorable="w14 w15 w16se wp14">
+<w:document xmlns:wpc="http://schemas.microsoft.com/office/word/2010/wordprocessingCanvas" xmlns:cx="http://schemas.microsoft.com/office/drawing/2014/chartex" xmlns:cx1="http://schemas.microsoft.com/office/drawing/2015/9/8/chartex" xmlns:cx2="http://schemas.microsoft.com/office/drawing/2015/10/21/chartex" xmlns:cx3="http://schemas.microsoft.com/office/drawing/2016/5/9/chartex" xmlns:cx4="http://schemas.microsoft.com/office/drawing/2016/5/10/chartex" xmlns:cx5="http://schemas.microsoft.com/office/drawing/2016/5/11/chartex" xmlns:cx6="http://schemas.microsoft.com/office/drawing/2016/5/12/chartex" xmlns:cx7="http://schemas.microsoft.com/office/drawing/2016/5/13/chartex" xmlns:cx8="http://schemas.microsoft.com/office/drawing/2016/5/14/chartex" xmlns:mc="http://schemas.openxmlformats.org/markup-compatibility/2006" xmlns:aink="http://schemas.microsoft.com/office/drawing/2016/ink" xmlns:am3d="http://schemas.microsoft.com/office/drawing/2017/model3d" xmlns:o="urn:schemas-microsoft-com:office:office" xmlns:oel="http://schemas.microsoft.com/office/2019/extlst" xmlns:r="http://schemas.openxmlformats.org/officeDocument/2006/relationships" xmlns:m="http://schemas.openxmlformats.org/officeDocument/2006/math" xmlns:v="urn:schemas-microsoft-com:vml" xmlns:wp14="http://schemas.microsoft.com/office/word/2010/wordprocessingDrawing" xmlns:wp="http://schemas.openxmlformats.org/drawingml/2006/wordprocessingDrawing" xmlns:w10="urn:schemas-microsoft-com:office:word" xmlns:w="http://schemas.openxmlformats.org/wordprocessingml/2006/main" xmlns:w14="http://schemas.microsoft.com/office/word/2010/wordml" xmlns:w15="http://schemas.microsoft.com/office/word/2012/wordml" xmlns:w16cex="http://schemas.microsoft.com/office/word/2018/wordml/cex" xmlns:w16cid="http://schemas.microsoft.com/office/word/2016/wordml/cid" xmlns:w16="http://schemas.microsoft.com/office/word/2018/wordml" xmlns:w16du="http://schemas.microsoft.com/office/word/2023/wordml/word16du" xmlns:w16sdtdh="http://schemas.microsoft.com/office/word/2020/wordml/sdtdatahash" xmlns:w16sdtfl="http://schemas.microsoft.com/office/word/2024/wordml/sdtformatlock" xmlns:w16se="http://schemas.microsoft.com/office/word/2015/wordml/symex" xmlns:wpg="http://schemas.microsoft.com/office/word/2010/wordprocessingGroup" xmlns:wpi="http://schemas.microsoft.com/office/word/2010/wordprocessingInk" xmlns:wne="http://schemas.microsoft.com/office/word/2006/wordml" xmlns:wps="http://schemas.microsoft.com/office/word/2010/wordprocessingShape" mc:Ignorable="w14 w15 w16se w16cid w16 w16cex w16sdtdh w16sdtfl w16du wp14">
   <w:body>
     <w:p>
       <w:pPr>
@@ -108,8 +108,6 @@
         </w:rPr>
         <w:t>6</w:t>
       </w:r>
-      <w:bookmarkStart w:id="0" w:name="_GoBack"/>
-      <w:bookmarkEnd w:id="0"/>
       <w:r>
         <w:rPr>
           <w:rFonts w:cstheme="minorHAnsi"/>
@@ -218,7 +216,6 @@
           <w:b/>
         </w:rPr>
       </w:pPr>
-      <w:proofErr w:type="gramStart"/>
       <w:r>
         <w:rPr>
           <w:rFonts w:cstheme="minorHAnsi"/>
@@ -233,16 +230,7 @@
           <w:b/>
           <w:bCs/>
         </w:rPr>
-        <w:t>:</w:t>
-      </w:r>
-      <w:proofErr w:type="gramEnd"/>
-      <w:r>
-        <w:rPr>
-          <w:rFonts w:cstheme="minorHAnsi"/>
-          <w:b/>
-          <w:bCs/>
-        </w:rPr>
-        <w:t xml:space="preserve"> </w:t>
+        <w:t xml:space="preserve">: </w:t>
       </w:r>
       <w:r>
         <w:rPr>
@@ -264,13 +252,13 @@
         <w:tblLook w:val="04A0" w:firstRow="1" w:lastRow="0" w:firstColumn="1" w:lastColumn="0" w:noHBand="0" w:noVBand="1"/>
       </w:tblPr>
       <w:tblGrid>
-        <w:gridCol w:w="1438"/>
-        <w:gridCol w:w="1419"/>
-        <w:gridCol w:w="1496"/>
-        <w:gridCol w:w="1395"/>
-        <w:gridCol w:w="1386"/>
-        <w:gridCol w:w="1108"/>
-        <w:gridCol w:w="1108"/>
+        <w:gridCol w:w="948"/>
+        <w:gridCol w:w="1256"/>
+        <w:gridCol w:w="855"/>
+        <w:gridCol w:w="3132"/>
+        <w:gridCol w:w="1269"/>
+        <w:gridCol w:w="836"/>
+        <w:gridCol w:w="1054"/>
       </w:tblGrid>
       <w:tr>
         <w:tc>
@@ -471,6 +459,18 @@
                 <w:rFonts w:cstheme="minorHAnsi"/>
               </w:rPr>
             </w:pPr>
+            <w:r>
+              <w:rPr>
+                <w:rFonts w:cstheme="minorHAnsi"/>
+              </w:rPr>
+              <w:t xml:space="preserve">Dev </w:t>
+            </w:r>
+            <w:r>
+              <w:rPr>
+                <w:rFonts w:cstheme="minorHAnsi"/>
+              </w:rPr>
+              <w:t>Vardhan</w:t>
+            </w:r>
           </w:p>
         </w:tc>
         <w:tc>
@@ -486,6 +486,12 @@
                 <w:rFonts w:cstheme="minorHAnsi"/>
               </w:rPr>
             </w:pPr>
+            <w:r>
+              <w:rPr>
+                <w:rFonts w:cstheme="minorHAnsi"/>
+              </w:rPr>
+              <w:t xml:space="preserve">Male </w:t>
+            </w:r>
           </w:p>
         </w:tc>
         <w:tc>
@@ -501,6 +507,22 @@
                 <w:rFonts w:cstheme="minorHAnsi"/>
               </w:rPr>
             </w:pPr>
+            <w:r>
+              <w:rPr>
+                <w:rFonts w:cstheme="minorHAnsi"/>
+              </w:rPr>
+              <w:t>dev0vardhan@gmail.com</w:t>
+            </w:r>
+          </w:p>
+          <w:p>
+            <w:pPr>
+              <w:autoSpaceDE w:val="0"/>
+              <w:autoSpaceDN w:val="0"/>
+              <w:adjustRightInd w:val="0"/>
+              <w:rPr>
+                <w:rFonts w:cstheme="minorHAnsi"/>
+              </w:rPr>
+            </w:pPr>
           </w:p>
         </w:tc>
         <w:tc>
@@ -516,6 +538,22 @@
                 <w:rFonts w:cstheme="minorHAnsi"/>
               </w:rPr>
             </w:pPr>
+            <w:r>
+              <w:rPr>
+                <w:rFonts w:cstheme="minorHAnsi"/>
+              </w:rPr>
+              <w:t>9258446083</w:t>
+            </w:r>
+          </w:p>
+          <w:p>
+            <w:pPr>
+              <w:autoSpaceDE w:val="0"/>
+              <w:autoSpaceDN w:val="0"/>
+              <w:adjustRightInd w:val="0"/>
+              <w:rPr>
+                <w:rFonts w:cstheme="minorHAnsi"/>
+              </w:rPr>
+            </w:pPr>
           </w:p>
         </w:tc>
         <w:tc>
@@ -531,6 +569,22 @@
                 <w:rFonts w:cstheme="minorHAnsi"/>
               </w:rPr>
             </w:pPr>
+            <w:r>
+              <w:rPr>
+                <w:rFonts w:cstheme="minorHAnsi"/>
+              </w:rPr>
+              <w:t>AIML</w:t>
+            </w:r>
+          </w:p>
+          <w:p>
+            <w:pPr>
+              <w:autoSpaceDE w:val="0"/>
+              <w:autoSpaceDN w:val="0"/>
+              <w:adjustRightInd w:val="0"/>
+              <w:rPr>
+                <w:rFonts w:cstheme="minorHAnsi"/>
+              </w:rPr>
+            </w:pPr>
           </w:p>
         </w:tc>
         <w:tc>
@@ -546,6 +600,12 @@
                 <w:rFonts w:cstheme="minorHAnsi"/>
               </w:rPr>
             </w:pPr>
+            <w:r>
+              <w:rPr>
+                <w:rFonts w:cstheme="minorHAnsi"/>
+              </w:rPr>
+              <w:t>2nd year</w:t>
+            </w:r>
           </w:p>
         </w:tc>
       </w:tr>
@@ -584,6 +644,12 @@
                 <w:rFonts w:cstheme="minorHAnsi"/>
               </w:rPr>
             </w:pPr>
+            <w:r>
+              <w:rPr>
+                <w:rFonts w:cstheme="minorHAnsi"/>
+              </w:rPr>
+              <w:t>Khushi</w:t>
+            </w:r>
           </w:p>
         </w:tc>
         <w:tc>
@@ -599,6 +665,12 @@
                 <w:rFonts w:cstheme="minorHAnsi"/>
               </w:rPr>
             </w:pPr>
+            <w:r>
+              <w:rPr>
+                <w:rFonts w:cstheme="minorHAnsi"/>
+              </w:rPr>
+              <w:t>Female</w:t>
+            </w:r>
           </w:p>
         </w:tc>
         <w:tc>
@@ -629,6 +701,12 @@
                 <w:rFonts w:cstheme="minorHAnsi"/>
               </w:rPr>
             </w:pPr>
+            <w:r>
+              <w:rPr>
+                <w:rFonts w:cstheme="minorHAnsi"/>
+              </w:rPr>
+              <w:t>9999026710</w:t>
+            </w:r>
           </w:p>
         </w:tc>
         <w:tc>
@@ -644,6 +722,22 @@
                 <w:rFonts w:cstheme="minorHAnsi"/>
               </w:rPr>
             </w:pPr>
+            <w:r>
+              <w:rPr>
+                <w:rFonts w:cstheme="minorHAnsi"/>
+              </w:rPr>
+              <w:t>AIML</w:t>
+            </w:r>
+          </w:p>
+          <w:p>
+            <w:pPr>
+              <w:autoSpaceDE w:val="0"/>
+              <w:autoSpaceDN w:val="0"/>
+              <w:adjustRightInd w:val="0"/>
+              <w:rPr>
+                <w:rFonts w:cstheme="minorHAnsi"/>
+              </w:rPr>
+            </w:pPr>
           </w:p>
         </w:tc>
         <w:tc>
@@ -659,6 +753,12 @@
                 <w:rFonts w:cstheme="minorHAnsi"/>
               </w:rPr>
             </w:pPr>
+            <w:r>
+              <w:rPr>
+                <w:rFonts w:cstheme="minorHAnsi"/>
+              </w:rPr>
+              <w:t>2nd Year</w:t>
+            </w:r>
           </w:p>
         </w:tc>
       </w:tr>
@@ -697,6 +797,22 @@
                 <w:rFonts w:cstheme="minorHAnsi"/>
               </w:rPr>
             </w:pPr>
+            <w:r>
+              <w:rPr>
+                <w:rFonts w:cstheme="minorHAnsi"/>
+              </w:rPr>
+              <w:t>Aadi Yadav</w:t>
+            </w:r>
+          </w:p>
+          <w:p>
+            <w:pPr>
+              <w:autoSpaceDE w:val="0"/>
+              <w:autoSpaceDN w:val="0"/>
+              <w:adjustRightInd w:val="0"/>
+              <w:rPr>
+                <w:rFonts w:cstheme="minorHAnsi"/>
+              </w:rPr>
+            </w:pPr>
           </w:p>
         </w:tc>
         <w:tc>
@@ -712,6 +828,12 @@
                 <w:rFonts w:cstheme="minorHAnsi"/>
               </w:rPr>
             </w:pPr>
+            <w:r>
+              <w:rPr>
+                <w:rFonts w:cstheme="minorHAnsi"/>
+              </w:rPr>
+              <w:t>Male</w:t>
+            </w:r>
           </w:p>
         </w:tc>
         <w:tc>
@@ -727,6 +849,22 @@
                 <w:rFonts w:cstheme="minorHAnsi"/>
               </w:rPr>
             </w:pPr>
+            <w:r>
+              <w:rPr>
+                <w:rFonts w:cstheme="minorHAnsi"/>
+              </w:rPr>
+              <w:t xml:space="preserve">aadiyadav828@gmail.com </w:t>
+            </w:r>
+          </w:p>
+          <w:p>
+            <w:pPr>
+              <w:autoSpaceDE w:val="0"/>
+              <w:autoSpaceDN w:val="0"/>
+              <w:adjustRightInd w:val="0"/>
+              <w:rPr>
+                <w:rFonts w:cstheme="minorHAnsi"/>
+              </w:rPr>
+            </w:pPr>
           </w:p>
         </w:tc>
         <w:tc>
@@ -743,6 +881,32 @@
               </w:rPr>
             </w:pPr>
           </w:p>
+          <w:p>
+            <w:pPr>
+              <w:autoSpaceDE w:val="0"/>
+              <w:autoSpaceDN w:val="0"/>
+              <w:adjustRightInd w:val="0"/>
+              <w:rPr>
+                <w:rFonts w:cstheme="minorHAnsi"/>
+              </w:rPr>
+            </w:pPr>
+            <w:r>
+              <w:rPr>
+                <w:rFonts w:cstheme="minorHAnsi"/>
+              </w:rPr>
+              <w:t>9315939922</w:t>
+            </w:r>
+          </w:p>
+          <w:p>
+            <w:pPr>
+              <w:autoSpaceDE w:val="0"/>
+              <w:autoSpaceDN w:val="0"/>
+              <w:adjustRightInd w:val="0"/>
+              <w:rPr>
+                <w:rFonts w:cstheme="minorHAnsi"/>
+              </w:rPr>
+            </w:pPr>
+          </w:p>
         </w:tc>
         <w:tc>
           <w:tcPr>
@@ -757,6 +921,22 @@
                 <w:rFonts w:cstheme="minorHAnsi"/>
               </w:rPr>
             </w:pPr>
+            <w:r>
+              <w:rPr>
+                <w:rFonts w:cstheme="minorHAnsi"/>
+              </w:rPr>
+              <w:t xml:space="preserve">AIML </w:t>
+            </w:r>
+          </w:p>
+          <w:p>
+            <w:pPr>
+              <w:autoSpaceDE w:val="0"/>
+              <w:autoSpaceDN w:val="0"/>
+              <w:adjustRightInd w:val="0"/>
+              <w:rPr>
+                <w:rFonts w:cstheme="minorHAnsi"/>
+              </w:rPr>
+            </w:pPr>
           </w:p>
         </w:tc>
         <w:tc>
@@ -772,6 +952,12 @@
                 <w:rFonts w:cstheme="minorHAnsi"/>
               </w:rPr>
             </w:pPr>
+            <w:r>
+              <w:rPr>
+                <w:rFonts w:cstheme="minorHAnsi"/>
+              </w:rPr>
+              <w:t>2nd Year</w:t>
+            </w:r>
           </w:p>
         </w:tc>
       </w:tr>
@@ -810,6 +996,22 @@
                 <w:rFonts w:cstheme="minorHAnsi"/>
               </w:rPr>
             </w:pPr>
+            <w:r>
+              <w:rPr>
+                <w:rFonts w:cstheme="minorHAnsi"/>
+              </w:rPr>
+              <w:t xml:space="preserve">Radhika </w:t>
+            </w:r>
+          </w:p>
+          <w:p>
+            <w:pPr>
+              <w:autoSpaceDE w:val="0"/>
+              <w:autoSpaceDN w:val="0"/>
+              <w:adjustRightInd w:val="0"/>
+              <w:rPr>
+                <w:rFonts w:cstheme="minorHAnsi"/>
+              </w:rPr>
+            </w:pPr>
           </w:p>
         </w:tc>
         <w:tc>
@@ -825,6 +1027,12 @@
                 <w:rFonts w:cstheme="minorHAnsi"/>
               </w:rPr>
             </w:pPr>
+            <w:r>
+              <w:rPr>
+                <w:rFonts w:cstheme="minorHAnsi"/>
+              </w:rPr>
+              <w:t>Female</w:t>
+            </w:r>
           </w:p>
         </w:tc>
         <w:tc>
@@ -840,6 +1048,12 @@
                 <w:rFonts w:cstheme="minorHAnsi"/>
               </w:rPr>
             </w:pPr>
+            <w:r>
+              <w:rPr>
+                <w:rFonts w:cstheme="minorHAnsi"/>
+              </w:rPr>
+              <w:t xml:space="preserve">sharmaradhika7754@gmail.com </w:t>
+            </w:r>
           </w:p>
         </w:tc>
         <w:tc>
@@ -855,6 +1069,18 @@
                 <w:rFonts w:cstheme="minorHAnsi"/>
               </w:rPr>
             </w:pPr>
+            <w:r>
+              <w:rPr>
+                <w:rFonts w:cstheme="minorHAnsi"/>
+              </w:rPr>
+              <w:t>93</w:t>
+            </w:r>
+            <w:r>
+              <w:rPr>
+                <w:rFonts w:cstheme="minorHAnsi"/>
+              </w:rPr>
+              <w:t>54197229</w:t>
+            </w:r>
           </w:p>
         </w:tc>
         <w:tc>
@@ -870,6 +1096,12 @@
                 <w:rFonts w:cstheme="minorHAnsi"/>
               </w:rPr>
             </w:pPr>
+            <w:r>
+              <w:rPr>
+                <w:rFonts w:cstheme="minorHAnsi"/>
+              </w:rPr>
+              <w:t>CSE</w:t>
+            </w:r>
           </w:p>
         </w:tc>
         <w:tc>
@@ -885,6 +1117,12 @@
                 <w:rFonts w:cstheme="minorHAnsi"/>
               </w:rPr>
             </w:pPr>
+            <w:r>
+              <w:rPr>
+                <w:rFonts w:cstheme="minorHAnsi"/>
+              </w:rPr>
+              <w:t>2nd Year</w:t>
+            </w:r>
           </w:p>
         </w:tc>
       </w:tr>
@@ -923,6 +1161,22 @@
                 <w:rFonts w:cstheme="minorHAnsi"/>
               </w:rPr>
             </w:pPr>
+            <w:r>
+              <w:rPr>
+                <w:rFonts w:cstheme="minorHAnsi"/>
+              </w:rPr>
+              <w:t xml:space="preserve">Aditya </w:t>
+            </w:r>
+          </w:p>
+          <w:p>
+            <w:pPr>
+              <w:autoSpaceDE w:val="0"/>
+              <w:autoSpaceDN w:val="0"/>
+              <w:adjustRightInd w:val="0"/>
+              <w:rPr>
+                <w:rFonts w:cstheme="minorHAnsi"/>
+              </w:rPr>
+            </w:pPr>
           </w:p>
         </w:tc>
         <w:tc>
@@ -938,6 +1192,12 @@
                 <w:rFonts w:cstheme="minorHAnsi"/>
               </w:rPr>
             </w:pPr>
+            <w:r>
+              <w:rPr>
+                <w:rFonts w:cstheme="minorHAnsi"/>
+              </w:rPr>
+              <w:t>Male</w:t>
+            </w:r>
           </w:p>
         </w:tc>
         <w:tc>
@@ -953,6 +1213,12 @@
                 <w:rFonts w:cstheme="minorHAnsi"/>
               </w:rPr>
             </w:pPr>
+            <w:r>
+              <w:rPr>
+                <w:rFonts w:cstheme="minorHAnsi"/>
+              </w:rPr>
+              <w:t xml:space="preserve">adityabhardwajkumar@gmail.com </w:t>
+            </w:r>
           </w:p>
         </w:tc>
         <w:tc>
@@ -968,6 +1234,22 @@
                 <w:rFonts w:cstheme="minorHAnsi"/>
               </w:rPr>
             </w:pPr>
+            <w:r>
+              <w:rPr>
+                <w:rFonts w:cstheme="minorHAnsi"/>
+              </w:rPr>
+              <w:t>7307064377</w:t>
+            </w:r>
+          </w:p>
+          <w:p>
+            <w:pPr>
+              <w:autoSpaceDE w:val="0"/>
+              <w:autoSpaceDN w:val="0"/>
+              <w:adjustRightInd w:val="0"/>
+              <w:rPr>
+                <w:rFonts w:cstheme="minorHAnsi"/>
+              </w:rPr>
+            </w:pPr>
           </w:p>
         </w:tc>
         <w:tc>
@@ -983,6 +1265,12 @@
                 <w:rFonts w:cstheme="minorHAnsi"/>
               </w:rPr>
             </w:pPr>
+            <w:r>
+              <w:rPr>
+                <w:rFonts w:cstheme="minorHAnsi"/>
+              </w:rPr>
+              <w:t>AIML</w:t>
+            </w:r>
           </w:p>
         </w:tc>
         <w:tc>
@@ -998,6 +1286,12 @@
                 <w:rFonts w:cstheme="minorHAnsi"/>
               </w:rPr>
             </w:pPr>
+            <w:r>
+              <w:rPr>
+                <w:rFonts w:cstheme="minorHAnsi"/>
+              </w:rPr>
+              <w:t>2nd Year</w:t>
+            </w:r>
           </w:p>
         </w:tc>
       </w:tr>
@@ -1036,6 +1330,22 @@
                 <w:rFonts w:cstheme="minorHAnsi"/>
               </w:rPr>
             </w:pPr>
+            <w:r>
+              <w:rPr>
+                <w:rFonts w:cstheme="minorHAnsi"/>
+              </w:rPr>
+              <w:t xml:space="preserve">Mohammed Shuaib Malik </w:t>
+            </w:r>
+          </w:p>
+          <w:p>
+            <w:pPr>
+              <w:autoSpaceDE w:val="0"/>
+              <w:autoSpaceDN w:val="0"/>
+              <w:adjustRightInd w:val="0"/>
+              <w:rPr>
+                <w:rFonts w:cstheme="minorHAnsi"/>
+              </w:rPr>
+            </w:pPr>
           </w:p>
         </w:tc>
         <w:tc>
@@ -1051,6 +1361,12 @@
                 <w:rFonts w:cstheme="minorHAnsi"/>
               </w:rPr>
             </w:pPr>
+            <w:r>
+              <w:rPr>
+                <w:rFonts w:cstheme="minorHAnsi"/>
+              </w:rPr>
+              <w:t>Male</w:t>
+            </w:r>
           </w:p>
         </w:tc>
         <w:tc>
@@ -1066,6 +1382,22 @@
                 <w:rFonts w:cstheme="minorHAnsi"/>
               </w:rPr>
             </w:pPr>
+            <w:r>
+              <w:rPr>
+                <w:rFonts w:cstheme="minorHAnsi"/>
+              </w:rPr>
+              <w:t xml:space="preserve">Shuaibmalik23306@gmail.com </w:t>
+            </w:r>
+          </w:p>
+          <w:p>
+            <w:pPr>
+              <w:autoSpaceDE w:val="0"/>
+              <w:autoSpaceDN w:val="0"/>
+              <w:adjustRightInd w:val="0"/>
+              <w:rPr>
+                <w:rFonts w:cstheme="minorHAnsi"/>
+              </w:rPr>
+            </w:pPr>
           </w:p>
         </w:tc>
         <w:tc>
@@ -1081,6 +1413,22 @@
                 <w:rFonts w:cstheme="minorHAnsi"/>
               </w:rPr>
             </w:pPr>
+            <w:r>
+              <w:rPr>
+                <w:rFonts w:cstheme="minorHAnsi"/>
+              </w:rPr>
+              <w:t>9211670997</w:t>
+            </w:r>
+          </w:p>
+          <w:p>
+            <w:pPr>
+              <w:autoSpaceDE w:val="0"/>
+              <w:autoSpaceDN w:val="0"/>
+              <w:adjustRightInd w:val="0"/>
+              <w:rPr>
+                <w:rFonts w:cstheme="minorHAnsi"/>
+              </w:rPr>
+            </w:pPr>
           </w:p>
         </w:tc>
         <w:tc>
@@ -1096,6 +1444,22 @@
                 <w:rFonts w:cstheme="minorHAnsi"/>
               </w:rPr>
             </w:pPr>
+            <w:r>
+              <w:rPr>
+                <w:rFonts w:cstheme="minorHAnsi"/>
+              </w:rPr>
+              <w:t>CSE</w:t>
+            </w:r>
+          </w:p>
+          <w:p>
+            <w:pPr>
+              <w:autoSpaceDE w:val="0"/>
+              <w:autoSpaceDN w:val="0"/>
+              <w:adjustRightInd w:val="0"/>
+              <w:rPr>
+                <w:rFonts w:cstheme="minorHAnsi"/>
+              </w:rPr>
+            </w:pPr>
           </w:p>
         </w:tc>
         <w:tc>
@@ -1111,6 +1475,12 @@
                 <w:rFonts w:cstheme="minorHAnsi"/>
               </w:rPr>
             </w:pPr>
+            <w:r>
+              <w:rPr>
+                <w:rFonts w:cstheme="minorHAnsi"/>
+              </w:rPr>
+              <w:t>2nd Year</w:t>
+            </w:r>
           </w:p>
         </w:tc>
       </w:tr>
@@ -1302,17 +1672,6 @@
         </w:rPr>
         <w:t>Sincerely,</w:t>
       </w:r>
-    </w:p>
-    <w:p>
-      <w:pPr>
-        <w:autoSpaceDE w:val="0"/>
-        <w:autoSpaceDN w:val="0"/>
-        <w:adjustRightInd w:val="0"/>
-        <w:spacing w:after="0" w:line="240" w:lineRule="auto"/>
-        <w:rPr>
-          <w:rFonts w:cstheme="minorHAnsi"/>
-        </w:rPr>
-      </w:pPr>
     </w:p>
     <w:p>
       <w:pPr>
@@ -1394,7 +1753,7 @@
 </file>
 
 <file path=word/styles.xml><?xml version="1.0" encoding="utf-8"?>
-<w:styles xmlns:mc="http://schemas.openxmlformats.org/markup-compatibility/2006" xmlns:r="http://schemas.openxmlformats.org/officeDocument/2006/relationships" xmlns:w="http://schemas.openxmlformats.org/wordprocessingml/2006/main" xmlns:w14="http://schemas.microsoft.com/office/word/2010/wordml" xmlns:w15="http://schemas.microsoft.com/office/word/2012/wordml" xmlns:w16se="http://schemas.microsoft.com/office/word/2015/wordml/symex" mc:Ignorable="w14 w15 w16se">
+<w:styles xmlns:mc="http://schemas.openxmlformats.org/markup-compatibility/2006" xmlns:r="http://schemas.openxmlformats.org/officeDocument/2006/relationships" xmlns:w="http://schemas.openxmlformats.org/wordprocessingml/2006/main" xmlns:w14="http://schemas.microsoft.com/office/word/2010/wordml" xmlns:w15="http://schemas.microsoft.com/office/word/2012/wordml" xmlns:w16cex="http://schemas.microsoft.com/office/word/2018/wordml/cex" xmlns:w16cid="http://schemas.microsoft.com/office/word/2016/wordml/cid" xmlns:w16="http://schemas.microsoft.com/office/word/2018/wordml" xmlns:w16du="http://schemas.microsoft.com/office/word/2023/wordml/word16du" xmlns:w16sdtdh="http://schemas.microsoft.com/office/word/2020/wordml/sdtdatahash" xmlns:w16sdtfl="http://schemas.microsoft.com/office/word/2024/wordml/sdtformatlock" xmlns:w16se="http://schemas.microsoft.com/office/word/2015/wordml/symex" mc:Ignorable="w14 w15 w16se w16cid w16 w16cex w16sdtdh w16sdtfl w16du">
   <w:docDefaults>
     <w:rPrDefault>
       <w:rPr>
@@ -1410,7 +1769,7 @@
       </w:pPr>
     </w:pPrDefault>
   </w:docDefaults>
-  <w:latentStyles w:defLockedState="0" w:defUIPriority="99" w:defSemiHidden="0" w:defUnhideWhenUsed="0" w:defQFormat="0" w:count="371">
+  <w:latentStyles w:defLockedState="0" w:defUIPriority="99" w:defSemiHidden="0" w:defUnhideWhenUsed="0" w:defQFormat="0" w:count="376">
     <w:lsdException w:name="Normal" w:uiPriority="0" w:qFormat="1"/>
     <w:lsdException w:name="heading 1" w:uiPriority="9" w:qFormat="1"/>
     <w:lsdException w:name="heading 2" w:semiHidden="1" w:uiPriority="9" w:unhideWhenUsed="1" w:qFormat="1"/>
@@ -1782,6 +2141,11 @@
     <w:lsdException w:name="List Table 5 Dark Accent 6" w:uiPriority="50"/>
     <w:lsdException w:name="List Table 6 Colorful Accent 6" w:uiPriority="51"/>
     <w:lsdException w:name="List Table 7 Colorful Accent 6" w:uiPriority="52"/>
+    <w:lsdException w:name="Mention" w:semiHidden="1" w:unhideWhenUsed="1"/>
+    <w:lsdException w:name="Smart Hyperlink" w:semiHidden="1" w:unhideWhenUsed="1"/>
+    <w:lsdException w:name="Hashtag" w:semiHidden="1" w:unhideWhenUsed="1"/>
+    <w:lsdException w:name="Unresolved Mention" w:semiHidden="1" w:unhideWhenUsed="1"/>
+    <w:lsdException w:name="Smart Link" w:semiHidden="1" w:unhideWhenUsed="1"/>
   </w:latentStyles>
   <w:style w:type="paragraph" w:default="1" w:styleId="Normal">
     <w:name w:val="Normal"/>
@@ -1832,6 +2196,29 @@
         <w:insideV w:val="single" w:sz="4" w:space="0" w:color="auto"/>
       </w:tblBorders>
     </w:tblPr>
+  </w:style>
+  <w:style w:type="character" w:styleId="Hyperlink">
+    <w:name w:val="Hyperlink"/>
+    <w:basedOn w:val="DefaultParagraphFont"/>
+    <w:uiPriority w:val="99"/>
+    <w:unhideWhenUsed/>
+    <w:rsid w:val="003055D3"/>
+    <w:rPr>
+      <w:color w:val="0563C1" w:themeColor="hyperlink"/>
+      <w:u w:val="single"/>
+    </w:rPr>
+  </w:style>
+  <w:style w:type="character" w:styleId="UnresolvedMention">
+    <w:name w:val="Unresolved Mention"/>
+    <w:basedOn w:val="DefaultParagraphFont"/>
+    <w:uiPriority w:val="99"/>
+    <w:semiHidden/>
+    <w:unhideWhenUsed/>
+    <w:rsid w:val="003055D3"/>
+    <w:rPr>
+      <w:color w:val="605E5C"/>
+      <w:shd w:val="clear" w:color="auto" w:fill="E1DFDD"/>
+    </w:rPr>
   </w:style>
 </w:styles>
 </file>
